--- a/documentation/Sprints/Projekt_Sprint_4.docx
+++ b/documentation/Sprints/Projekt_Sprint_4.docx
@@ -106,6 +106,82 @@
       <w:proofErr w:type="spellEnd"/>
       <w:r>
         <w:t>:</w:t>
+      </w:r>
+    </w:p>
+    <w:p>
+      <w:r>
+        <w:drawing>
+          <wp:inline distT="0" distB="0" distL="0" distR="0" wp14:anchorId="3EEAB9D0" wp14:editId="421B36F9">
+            <wp:extent cx="2652712" cy="2883128"/>
+            <wp:effectExtent l="0" t="0" r="0" b="0"/>
+            <wp:docPr id="687553172" name="Grafik 1"/>
+            <wp:cNvGraphicFramePr>
+              <a:graphicFrameLocks xmlns:a="http://schemas.openxmlformats.org/drawingml/2006/main" noChangeAspect="1"/>
+            </wp:cNvGraphicFramePr>
+            <a:graphic xmlns:a="http://schemas.openxmlformats.org/drawingml/2006/main">
+              <a:graphicData uri="http://schemas.openxmlformats.org/drawingml/2006/picture">
+                <pic:pic xmlns:pic="http://schemas.openxmlformats.org/drawingml/2006/picture">
+                  <pic:nvPicPr>
+                    <pic:cNvPr id="687553172" name=""/>
+                    <pic:cNvPicPr/>
+                  </pic:nvPicPr>
+                  <pic:blipFill>
+                    <a:blip r:embed="rId4"/>
+                    <a:stretch>
+                      <a:fillRect/>
+                    </a:stretch>
+                  </pic:blipFill>
+                  <pic:spPr>
+                    <a:xfrm>
+                      <a:off x="0" y="0"/>
+                      <a:ext cx="2654683" cy="2885270"/>
+                    </a:xfrm>
+                    <a:prstGeom prst="rect">
+                      <a:avLst/>
+                    </a:prstGeom>
+                  </pic:spPr>
+                </pic:pic>
+              </a:graphicData>
+            </a:graphic>
+          </wp:inline>
+        </w:drawing>
+      </w:r>
+      <w:r>
+        <w:drawing>
+          <wp:inline distT="0" distB="0" distL="0" distR="0" wp14:anchorId="105B0E63" wp14:editId="11882DC5">
+            <wp:extent cx="3052743" cy="1585259"/>
+            <wp:effectExtent l="0" t="0" r="0" b="0"/>
+            <wp:docPr id="776411269" name="Grafik 1" descr="The image displays a frequency chart with a line graph showing increases and decreases in values over time, from early March to mid-May.&#10;&#10;KI-generierte Inhalte können fehlerhaft sein."/>
+            <wp:cNvGraphicFramePr>
+              <a:graphicFrameLocks xmlns:a="http://schemas.openxmlformats.org/drawingml/2006/main" noChangeAspect="1"/>
+            </wp:cNvGraphicFramePr>
+            <a:graphic xmlns:a="http://schemas.openxmlformats.org/drawingml/2006/main">
+              <a:graphicData uri="http://schemas.openxmlformats.org/drawingml/2006/picture">
+                <pic:pic xmlns:pic="http://schemas.openxmlformats.org/drawingml/2006/picture">
+                  <pic:nvPicPr>
+                    <pic:cNvPr id="776411269" name="Grafik 1" descr="The image displays a frequency chart with a line graph showing increases and decreases in values over time, from early March to mid-May.&#10;&#10;KI-generierte Inhalte können fehlerhaft sein."/>
+                    <pic:cNvPicPr/>
+                  </pic:nvPicPr>
+                  <pic:blipFill>
+                    <a:blip r:embed="rId5"/>
+                    <a:stretch>
+                      <a:fillRect/>
+                    </a:stretch>
+                  </pic:blipFill>
+                  <pic:spPr>
+                    <a:xfrm>
+                      <a:off x="0" y="0"/>
+                      <a:ext cx="3083013" cy="1600978"/>
+                    </a:xfrm>
+                    <a:prstGeom prst="rect">
+                      <a:avLst/>
+                    </a:prstGeom>
+                  </pic:spPr>
+                </pic:pic>
+              </a:graphicData>
+            </a:graphic>
+          </wp:inline>
+        </w:drawing>
       </w:r>
     </w:p>
     <w:p/>
